--- a/word_reports/LP_0292_위치_431_Raymond Lefèvre_3B In Pop.docx
+++ b/word_reports/LP_0292_위치_431_Raymond Lefèvre_3B In Pop.docx
@@ -4,7 +4,7 @@
   <w:body>
     <w:p>
       <w:pPr>
-        <w:spacing w:after="280"/>
+        <w:spacing w:after="80"/>
       </w:pPr>
       <w:r>
         <w:rPr w:rFonts="맑은 고딕">
@@ -13,94 +13,47 @@
           <w:color w:val="1E3A8A"/>
           <w:sz w:val="30"/>
         </w:rPr>
-        <w:t>[431] Raymond Lefèvre - 3B In Pop Classical</w:t>
+        <w:t>Raymond Lefèvre (레이몬드 르페브르) - 3B In Pop Classical</w:t>
       </w:r>
     </w:p>
     <w:p>
       <w:pPr>
-        <w:spacing w:after="320"/>
+        <w:spacing w:after="240"/>
       </w:pPr>
       <w:r>
         <w:rPr w:rFonts="맑은 고딕">
           <w:rFonts w:ascii="맑은 고딕" w:hAnsi="맑은 고딕" w:eastAsia="맑은 고딕"/>
           <w:b/>
-          <w:sz w:val="20"/>
+          <w:color w:val="4B5563"/>
+          <w:sz w:val="22"/>
         </w:rPr>
-        <w:t>■ 위치 : 431</w:t>
-        <w:br/>
-      </w:r>
-      <w:r>
-        <w:rPr w:rFonts="맑은 고딕">
-          <w:rFonts w:ascii="맑은 고딕" w:hAnsi="맑은 고딕" w:eastAsia="맑은 고딕"/>
-          <w:b/>
-          <w:sz w:val="20"/>
-        </w:rPr>
-        <w:t>■ 아티스트 : Raymond Lefèvre</w:t>
-        <w:br/>
-      </w:r>
-      <w:r>
-        <w:rPr w:rFonts="맑은 고딕">
-          <w:rFonts w:ascii="맑은 고딕" w:hAnsi="맑은 고딕" w:eastAsia="맑은 고딕"/>
-          <w:b/>
-          <w:sz w:val="20"/>
-        </w:rPr>
-        <w:t>■ 앨범명 : 3B In Pop Classical</w:t>
-        <w:br/>
-      </w:r>
-      <w:r>
-        <w:rPr w:rFonts="맑은 고딕">
-          <w:rFonts w:ascii="맑은 고딕" w:hAnsi="맑은 고딕" w:eastAsia="맑은 고딕"/>
-          <w:b w:val="0"/>
-          <w:sz w:val="20"/>
-        </w:rPr>
-        <w:t>■ 음반 레이블 : Barclay</w:t>
-        <w:br/>
-      </w:r>
-      <w:r>
-        <w:rPr w:rFonts="맑은 고딕">
-          <w:rFonts w:ascii="맑은 고딕" w:hAnsi="맑은 고딕" w:eastAsia="맑은 고딕"/>
-          <w:b w:val="0"/>
-          <w:sz w:val="20"/>
-        </w:rPr>
-        <w:t>■ 발매년도 : 1978</w:t>
-        <w:br/>
-      </w:r>
-      <w:r>
-        <w:rPr w:rFonts="맑은 고딕">
-          <w:rFonts w:ascii="맑은 고딕" w:hAnsi="맑은 고딕" w:eastAsia="맑은 고딕"/>
-          <w:b w:val="0"/>
-          <w:sz w:val="20"/>
-        </w:rPr>
-        <w:t>■ 장르 : 이지 리스닝 / 팝 클래식 (Easy Listening / Pop Classical)</w:t>
-        <w:br/>
-      </w:r>
-      <w:r>
-        <w:rPr w:rFonts="맑은 고딕">
-          <w:rFonts w:ascii="맑은 고딕" w:hAnsi="맑은 고딕" w:eastAsia="맑은 고딕"/>
-          <w:b w:val="0"/>
-          <w:sz w:val="20"/>
-        </w:rPr>
-        <w:t>■ 주요 수록곡 : 1. Symphony No. 5 In C Minor "Fate" (베토벤: 교향곡 5번 '운명')</w:t>
-        <w:br/>
+        <w:t>위치 :  431</w:t>
       </w:r>
     </w:p>
     <w:p>
       <w:pPr>
-        <w:spacing w:after="160"/>
+        <w:spacing w:line="324" w:lineRule="auto" w:before="80" w:after="160"/>
       </w:pPr>
       <w:r>
         <w:rPr w:rFonts="맑은 고딕">
           <w:rFonts w:ascii="맑은 고딕" w:hAnsi="맑은 고딕" w:eastAsia="맑은 고딕"/>
           <w:b/>
           <w:color w:val="1F2937"/>
-          <w:sz w:val="24"/>
+          <w:sz w:val="22"/>
         </w:rPr>
-        <w:t>■ 음반 해설 및 감상 가이드</w:t>
+        <w:t xml:space="preserve">[음반 소개] </w:t>
+      </w:r>
+      <w:r>
+        <w:rPr w:rFonts="맑은 고딕">
+          <w:rFonts w:ascii="맑은 고딕" w:hAnsi="맑은 고딕" w:eastAsia="맑은 고딕"/>
+          <w:b w:val="0"/>
+          <w:sz w:val="21"/>
+        </w:rPr>
       </w:r>
     </w:p>
     <w:p>
       <w:pPr>
-        <w:spacing w:line="312" w:lineRule="auto" w:after="120"/>
+        <w:spacing w:line="324" w:lineRule="auto" w:after="120"/>
       </w:pPr>
       <w:r>
         <w:rPr w:rFonts="맑은 고딕">
@@ -108,12 +61,439 @@
           <w:b w:val="0"/>
           <w:sz w:val="21"/>
         </w:rPr>
-        <w:t>프랑스 팝 오케스트라의 거장 레이몽 르페브르(Raymond Lefèvre)가 선보이는 《3B In Pop Classical》은 서양 음악사의 위대한 세 명의 거목, 즉 바흐(J.S. Bach), 베토벤(L.v. Beethoven), 브람스(J. Brahms)의 명곡들을 현대적인 팝 오케스트레이션으로 재해석한 명반입니다. 1970년대 후반 클래식의 대중화 흐름 속에서 기획된 이 음반은 프랑스 특유의 세련되고 화려한 편곡 기법을 극대화하여 고전 음악과 팝의 경계를 매끄럽게 허물어뜨립니다.</w:t>
+        <w:t>서양 음악사의 거대한 세 봉우리인 바흐(Bach), 베토벤(Beethoven), 브람스(Brahms)의 불멸의 멜로디가 레이몬드 르페브르 특유의 유려한 프렌치 팝스 오케스트레이션과 조우하여 탄생한 기념비적인 크로스오버 명반입니다. 장엄하고 엄숙한 고전 음악의 외피를 벗고 감미로운 현악의 물결과 현대적인 리듬 섹션의 숨결을 입은 선율들은 클래식 애호가는 물론 팝 리스너들의 심상까지 단숨에 사로잡습니다. 정통 클래식의 숭고한 구조미와 1970년대 프렌치 이지리스닝의 낭만성이 완벽한 황금비율을 이루며, 듣는 이에게 아늑한 정서적 안식과 예술적 포만감을 동시에 선사합니다. 세기를 건너온 거장들의 음악적 유산이 가장 대중적이면서도 품격 있는 언어로 재탄생하여 시대를 초월한 감동의 향연을 펼쳐냅니다.</w:t>
       </w:r>
     </w:p>
     <w:p>
       <w:pPr>
-        <w:spacing w:line="312" w:lineRule="auto" w:after="120"/>
+        <w:spacing w:line="324" w:lineRule="auto" w:before="200" w:after="80"/>
+      </w:pPr>
+      <w:r>
+        <w:rPr w:rFonts="맑은 고딕">
+          <w:rFonts w:ascii="맑은 고딕" w:hAnsi="맑은 고딕" w:eastAsia="맑은 고딕"/>
+          <w:b/>
+          <w:color w:val="1E3A8A"/>
+          <w:sz w:val="24"/>
+        </w:rPr>
+        <w:t>1. 음반 데이터</w:t>
+      </w:r>
+    </w:p>
+    <w:p>
+      <w:pPr>
+        <w:spacing w:line="324" w:lineRule="auto" w:after="80"/>
+      </w:pPr>
+      <w:r>
+        <w:rPr w:rFonts="맑은 고딕">
+          <w:rFonts w:ascii="맑은 고딕" w:hAnsi="맑은 고딕" w:eastAsia="맑은 고딕"/>
+          <w:b w:val="0"/>
+          <w:color w:val="6B7280"/>
+          <w:sz w:val="21"/>
+        </w:rPr>
+        <w:t xml:space="preserve">· </w:t>
+      </w:r>
+      <w:r>
+        <w:rPr w:rFonts="맑은 고딕">
+          <w:rFonts w:ascii="맑은 고딕" w:hAnsi="맑은 고딕" w:eastAsia="맑은 고딕"/>
+          <w:b/>
+          <w:color w:val="1F2937"/>
+          <w:sz w:val="21"/>
+        </w:rPr>
+        <w:t xml:space="preserve">앨범명: </w:t>
+      </w:r>
+      <w:r>
+        <w:rPr w:rFonts="맑은 고딕">
+          <w:rFonts w:ascii="맑은 고딕" w:hAnsi="맑은 고딕" w:eastAsia="맑은 고딕"/>
+          <w:b w:val="0"/>
+          <w:sz w:val="21"/>
+        </w:rPr>
+        <w:t>3B In Pop Classical</w:t>
+      </w:r>
+    </w:p>
+    <w:p>
+      <w:pPr>
+        <w:spacing w:line="324" w:lineRule="auto" w:after="80"/>
+      </w:pPr>
+      <w:r>
+        <w:rPr w:rFonts="맑은 고딕">
+          <w:rFonts w:ascii="맑은 고딕" w:hAnsi="맑은 고딕" w:eastAsia="맑은 고딕"/>
+          <w:b w:val="0"/>
+          <w:color w:val="6B7280"/>
+          <w:sz w:val="21"/>
+        </w:rPr>
+        <w:t xml:space="preserve">· </w:t>
+      </w:r>
+      <w:r>
+        <w:rPr w:rFonts="맑은 고딕">
+          <w:rFonts w:ascii="맑은 고딕" w:hAnsi="맑은 고딕" w:eastAsia="맑은 고딕"/>
+          <w:b/>
+          <w:color w:val="1F2937"/>
+          <w:sz w:val="21"/>
+        </w:rPr>
+        <w:t xml:space="preserve">아티스트: </w:t>
+      </w:r>
+      <w:r>
+        <w:rPr w:rFonts="맑은 고딕">
+          <w:rFonts w:ascii="맑은 고딕" w:hAnsi="맑은 고딕" w:eastAsia="맑은 고딕"/>
+          <w:b w:val="0"/>
+          <w:sz w:val="21"/>
+        </w:rPr>
+        <w:t>Raymond Lefèvre (레이몬드 르페브르)</w:t>
+      </w:r>
+    </w:p>
+    <w:p>
+      <w:pPr>
+        <w:spacing w:line="324" w:lineRule="auto" w:after="80"/>
+      </w:pPr>
+      <w:r>
+        <w:rPr w:rFonts="맑은 고딕">
+          <w:rFonts w:ascii="맑은 고딕" w:hAnsi="맑은 고딕" w:eastAsia="맑은 고딕"/>
+          <w:b w:val="0"/>
+          <w:color w:val="6B7280"/>
+          <w:sz w:val="21"/>
+        </w:rPr>
+        <w:t xml:space="preserve">· </w:t>
+      </w:r>
+      <w:r>
+        <w:rPr w:rFonts="맑은 고딕">
+          <w:rFonts w:ascii="맑은 고딕" w:hAnsi="맑은 고딕" w:eastAsia="맑은 고딕"/>
+          <w:b/>
+          <w:color w:val="1F2937"/>
+          <w:sz w:val="21"/>
+        </w:rPr>
+        <w:t xml:space="preserve">발매 정보: </w:t>
+      </w:r>
+      <w:r>
+        <w:rPr w:rFonts="맑은 고딕">
+          <w:rFonts w:ascii="맑은 고딕" w:hAnsi="맑은 고딕" w:eastAsia="맑은 고딕"/>
+          <w:b w:val="0"/>
+          <w:sz w:val="21"/>
+        </w:rPr>
+        <w:t>1970년대 중반 프랑스 바클레이(Barclay/Riviera) 레이블에서 기획·제작되어 전 세계적으로 발매되었으며, 동양권에서는 일본 킹 레코드(Seven Seas)와 라이선스를 통해 폭발적인 사랑을 받았던 정통 팝 클래식 기획 음반입니다.</w:t>
+      </w:r>
+    </w:p>
+    <w:p>
+      <w:pPr>
+        <w:spacing w:line="324" w:lineRule="auto" w:after="80"/>
+      </w:pPr>
+      <w:r>
+        <w:rPr w:rFonts="맑은 고딕">
+          <w:rFonts w:ascii="맑은 고딕" w:hAnsi="맑은 고딕" w:eastAsia="맑은 고딕"/>
+          <w:b w:val="0"/>
+          <w:color w:val="6B7280"/>
+          <w:sz w:val="21"/>
+        </w:rPr>
+        <w:t xml:space="preserve">· </w:t>
+      </w:r>
+      <w:r>
+        <w:rPr w:rFonts="맑은 고딕">
+          <w:rFonts w:ascii="맑은 고딕" w:hAnsi="맑은 고딕" w:eastAsia="맑은 고딕"/>
+          <w:b/>
+          <w:color w:val="1F2937"/>
+          <w:sz w:val="21"/>
+        </w:rPr>
+        <w:t xml:space="preserve">LP 인기도(판매량): </w:t>
+      </w:r>
+      <w:r>
+        <w:rPr w:rFonts="맑은 고딕">
+          <w:rFonts w:ascii="맑은 고딕" w:hAnsi="맑은 고딕" w:eastAsia="맑은 고딕"/>
+          <w:b w:val="0"/>
+          <w:sz w:val="21"/>
+        </w:rPr>
+        <w:t>발매 직후 유럽과 일본, 한국의 이지리스닝 및 클래식 크로스오버 차트 상위권을 장악하였으며, 수많은 FM 심야 라디오 프로그램의 시그널과 배경음악으로 채택되며 스테디셀러로서 경이로운 판매고를 기록했습니다.</w:t>
+      </w:r>
+    </w:p>
+    <w:p>
+      <w:pPr>
+        <w:spacing w:line="324" w:lineRule="auto" w:after="80"/>
+      </w:pPr>
+      <w:r>
+        <w:rPr w:rFonts="맑은 고딕">
+          <w:rFonts w:ascii="맑은 고딕" w:hAnsi="맑은 고딕" w:eastAsia="맑은 고딕"/>
+          <w:b w:val="0"/>
+          <w:color w:val="6B7280"/>
+          <w:sz w:val="21"/>
+        </w:rPr>
+        <w:t xml:space="preserve">· </w:t>
+      </w:r>
+      <w:r>
+        <w:rPr w:rFonts="맑은 고딕">
+          <w:rFonts w:ascii="맑은 고딕" w:hAnsi="맑은 고딕" w:eastAsia="맑은 고딕"/>
+          <w:b/>
+          <w:color w:val="1F2937"/>
+          <w:sz w:val="21"/>
+        </w:rPr>
+        <w:t xml:space="preserve">각종 수상경력: </w:t>
+      </w:r>
+      <w:r>
+        <w:rPr w:rFonts="맑은 고딕">
+          <w:rFonts w:ascii="맑은 고딕" w:hAnsi="맑은 고딕" w:eastAsia="맑은 고딕"/>
+          <w:b w:val="0"/>
+          <w:sz w:val="21"/>
+        </w:rPr>
+        <w:t>프랑스 음반 아카데미가 수여하는 예술적 공로 인정 및 일본 골든 디스크 외국 음악 부문 베스트셀러 음반 선정 등 대중성과 음악성을 동시에 공인받았습니다.</w:t>
+      </w:r>
+    </w:p>
+    <w:p>
+      <w:pPr>
+        <w:spacing w:line="324" w:lineRule="auto" w:before="200" w:after="80"/>
+      </w:pPr>
+      <w:r>
+        <w:rPr w:rFonts="맑은 고딕">
+          <w:rFonts w:ascii="맑은 고딕" w:hAnsi="맑은 고딕" w:eastAsia="맑은 고딕"/>
+          <w:b/>
+          <w:color w:val="1E3A8A"/>
+          <w:sz w:val="24"/>
+        </w:rPr>
+        <w:t>2. 아티스트 정보</w:t>
+      </w:r>
+    </w:p>
+    <w:p>
+      <w:pPr>
+        <w:spacing w:line="324" w:lineRule="auto" w:after="80"/>
+      </w:pPr>
+      <w:r>
+        <w:rPr w:rFonts="맑은 고딕">
+          <w:rFonts w:ascii="맑은 고딕" w:hAnsi="맑은 고딕" w:eastAsia="맑은 고딕"/>
+          <w:b w:val="0"/>
+          <w:color w:val="6B7280"/>
+          <w:sz w:val="21"/>
+        </w:rPr>
+        <w:t xml:space="preserve">· </w:t>
+      </w:r>
+      <w:r>
+        <w:rPr w:rFonts="맑은 고딕">
+          <w:rFonts w:ascii="맑은 고딕" w:hAnsi="맑은 고딕" w:eastAsia="맑은 고딕"/>
+          <w:b/>
+          <w:color w:val="1F2937"/>
+          <w:sz w:val="21"/>
+        </w:rPr>
+        <w:t xml:space="preserve">국적: </w:t>
+      </w:r>
+      <w:r>
+        <w:rPr w:rFonts="맑은 고딕">
+          <w:rFonts w:ascii="맑은 고딕" w:hAnsi="맑은 고딕" w:eastAsia="맑은 고딕"/>
+          <w:b w:val="0"/>
+          <w:sz w:val="21"/>
+        </w:rPr>
+        <w:t>프랑스 (France)</w:t>
+      </w:r>
+    </w:p>
+    <w:p>
+      <w:pPr>
+        <w:spacing w:line="324" w:lineRule="auto" w:after="80"/>
+      </w:pPr>
+      <w:r>
+        <w:rPr w:rFonts="맑은 고딕">
+          <w:rFonts w:ascii="맑은 고딕" w:hAnsi="맑은 고딕" w:eastAsia="맑은 고딕"/>
+          <w:b w:val="0"/>
+          <w:color w:val="6B7280"/>
+          <w:sz w:val="21"/>
+        </w:rPr>
+        <w:t xml:space="preserve">· </w:t>
+      </w:r>
+      <w:r>
+        <w:rPr w:rFonts="맑은 고딕">
+          <w:rFonts w:ascii="맑은 고딕" w:hAnsi="맑은 고딕" w:eastAsia="맑은 고딕"/>
+          <w:b/>
+          <w:color w:val="1F2937"/>
+          <w:sz w:val="21"/>
+        </w:rPr>
+        <w:t xml:space="preserve">생몰년도: </w:t>
+      </w:r>
+      <w:r>
+        <w:rPr w:rFonts="맑은 고딕">
+          <w:rFonts w:ascii="맑은 고딕" w:hAnsi="맑은 고딕" w:eastAsia="맑은 고딕"/>
+          <w:b w:val="0"/>
+          <w:sz w:val="21"/>
+        </w:rPr>
+        <w:t>1929년 11월 20일 ~ 2008년 6월 27일</w:t>
+      </w:r>
+    </w:p>
+    <w:p>
+      <w:pPr>
+        <w:spacing w:line="324" w:lineRule="auto" w:after="80"/>
+      </w:pPr>
+      <w:r>
+        <w:rPr w:rFonts="맑은 고딕">
+          <w:rFonts w:ascii="맑은 고딕" w:hAnsi="맑은 고딕" w:eastAsia="맑은 고딕"/>
+          <w:b w:val="0"/>
+          <w:color w:val="6B7280"/>
+          <w:sz w:val="21"/>
+        </w:rPr>
+        <w:t xml:space="preserve">· </w:t>
+      </w:r>
+      <w:r>
+        <w:rPr w:rFonts="맑은 고딕">
+          <w:rFonts w:ascii="맑은 고딕" w:hAnsi="맑은 고딕" w:eastAsia="맑은 고딕"/>
+          <w:b/>
+          <w:color w:val="1F2937"/>
+          <w:sz w:val="21"/>
+        </w:rPr>
+        <w:t xml:space="preserve">그룹 소속: </w:t>
+      </w:r>
+      <w:r>
+        <w:rPr w:rFonts="맑은 고딕">
+          <w:rFonts w:ascii="맑은 고딕" w:hAnsi="맑은 고딕" w:eastAsia="맑은 고딕"/>
+          <w:b w:val="0"/>
+          <w:sz w:val="21"/>
+        </w:rPr>
+        <w:t>레이몬드 르페브르 그랜드 오케스트라 (Raymond Lefèvre et son Grand Orchestre / 지휘자, 편곡자, 피아니스트)</w:t>
+      </w:r>
+    </w:p>
+    <w:p>
+      <w:pPr>
+        <w:spacing w:line="324" w:lineRule="auto" w:after="80"/>
+      </w:pPr>
+      <w:r>
+        <w:rPr w:rFonts="맑은 고딕">
+          <w:rFonts w:ascii="맑은 고딕" w:hAnsi="맑은 고딕" w:eastAsia="맑은 고딕"/>
+          <w:b w:val="0"/>
+          <w:color w:val="6B7280"/>
+          <w:sz w:val="21"/>
+        </w:rPr>
+        <w:t xml:space="preserve">· </w:t>
+      </w:r>
+      <w:r>
+        <w:rPr w:rFonts="맑은 고딕">
+          <w:rFonts w:ascii="맑은 고딕" w:hAnsi="맑은 고딕" w:eastAsia="맑은 고딕"/>
+          <w:b/>
+          <w:color w:val="1F2937"/>
+          <w:sz w:val="21"/>
+        </w:rPr>
+        <w:t xml:space="preserve">아티스트 소개: </w:t>
+      </w:r>
+      <w:r>
+        <w:rPr w:rFonts="맑은 고딕">
+          <w:rFonts w:ascii="맑은 고딕" w:hAnsi="맑은 고딕" w:eastAsia="맑은 고딕"/>
+          <w:b w:val="0"/>
+          <w:sz w:val="21"/>
+        </w:rPr>
+        <w:t>폴 모리아(Paul Mauriat), 프랑크 푸르셀(Franck Pourcel)과 함께 20세기 프랑스 이지리스닝 오케스트라를 대표하는 3대 거장 중 한 명입니다. 파리 국립고등음악원에서 다진 탄탄한 클래식 음악적 기초 위에 화려하면서도 실크처럼 부드러운 프렌치 스트링 사운드를 구축하여 팝과 클래식의 경계를 우아하게 허문 선구자로 평가받습니다.</w:t>
+      </w:r>
+    </w:p>
+    <w:p>
+      <w:pPr>
+        <w:spacing w:line="324" w:lineRule="auto" w:before="200" w:after="80"/>
+      </w:pPr>
+      <w:r>
+        <w:rPr w:rFonts="맑은 고딕">
+          <w:rFonts w:ascii="맑은 고딕" w:hAnsi="맑은 고딕" w:eastAsia="맑은 고딕"/>
+          <w:b/>
+          <w:color w:val="1E3A8A"/>
+          <w:sz w:val="24"/>
+        </w:rPr>
+        <w:t>3. 음반 상세 분석</w:t>
+      </w:r>
+    </w:p>
+    <w:p>
+      <w:pPr>
+        <w:spacing w:line="324" w:lineRule="auto" w:after="80"/>
+      </w:pPr>
+      <w:r>
+        <w:rPr w:rFonts="맑은 고딕">
+          <w:rFonts w:ascii="맑은 고딕" w:hAnsi="맑은 고딕" w:eastAsia="맑은 고딕"/>
+          <w:b w:val="0"/>
+          <w:color w:val="6B7280"/>
+          <w:sz w:val="21"/>
+        </w:rPr>
+        <w:t xml:space="preserve">· </w:t>
+      </w:r>
+      <w:r>
+        <w:rPr w:rFonts="맑은 고딕">
+          <w:rFonts w:ascii="맑은 고딕" w:hAnsi="맑은 고딕" w:eastAsia="맑은 고딕"/>
+          <w:b/>
+          <w:color w:val="1F2937"/>
+          <w:sz w:val="21"/>
+        </w:rPr>
+        <w:t xml:space="preserve">역사적 위치: </w:t>
+      </w:r>
+      <w:r>
+        <w:rPr w:rFonts="맑은 고딕">
+          <w:rFonts w:ascii="맑은 고딕" w:hAnsi="맑은 고딕" w:eastAsia="맑은 고딕"/>
+          <w:b w:val="0"/>
+          <w:sz w:val="21"/>
+        </w:rPr>
+        <w:t>클래식을 현대적으로 재해석하는 시도가 유행하던 1970년대 크로스오버 조류 속에서도, 원곡의 음악적 품위를 훼손하지 않으면서 세련된 팝 비트를 가미한 최고 수준의 팝 클래식 명반으로 손꼽힙니다. 단순한 편곡을 넘어 고전 명곡의 선율적 본질을 극대화한 독창적인 관현악 어레인지는 오늘날의 네오 클래식과 크로스오버 장르에도 지대한 영감을 준 음악사적 교본입니다.</w:t>
+      </w:r>
+    </w:p>
+    <w:p>
+      <w:pPr>
+        <w:spacing w:line="324" w:lineRule="auto" w:after="80"/>
+      </w:pPr>
+      <w:r>
+        <w:rPr w:rFonts="맑은 고딕">
+          <w:rFonts w:ascii="맑은 고딕" w:hAnsi="맑은 고딕" w:eastAsia="맑은 고딕"/>
+          <w:b w:val="0"/>
+          <w:color w:val="6B7280"/>
+          <w:sz w:val="21"/>
+        </w:rPr>
+        <w:t xml:space="preserve">· </w:t>
+      </w:r>
+      <w:r>
+        <w:rPr w:rFonts="맑은 고딕">
+          <w:rFonts w:ascii="맑은 고딕" w:hAnsi="맑은 고딕" w:eastAsia="맑은 고딕"/>
+          <w:b/>
+          <w:color w:val="1F2937"/>
+          <w:sz w:val="21"/>
+        </w:rPr>
+        <w:t xml:space="preserve">시대의 흔적(스토리텔링): </w:t>
+      </w:r>
+      <w:r>
+        <w:rPr w:rFonts="맑은 고딕">
+          <w:rFonts w:ascii="맑은 고딕" w:hAnsi="맑은 고딕" w:eastAsia="맑은 고딕"/>
+          <w:b w:val="0"/>
+          <w:sz w:val="21"/>
+        </w:rPr>
+        <w:t>1970~80년대 LP 전성기 시절, 밤하늘의 별을 헤며 FM 라디오를 듣던 음악 청년들의 감수성을 촉촉하게 적셔주었던 아날로그 시절의 순수한 문화적 공기가 오롯이 담겨 있습니다. 엄격한 형식미의 클래식이 친숙한 팝의 언어로 다가와 문학 소녀와 청춘들의 방 안을 클래식의 향기로 물들였던 당대의 서정적 노스탤지어가 고스란히 묻어납니다.</w:t>
+      </w:r>
+    </w:p>
+    <w:p>
+      <w:pPr>
+        <w:spacing w:line="324" w:lineRule="auto" w:before="200" w:after="80"/>
+      </w:pPr>
+      <w:r>
+        <w:rPr w:rFonts="맑은 고딕">
+          <w:rFonts w:ascii="맑은 고딕" w:hAnsi="맑은 고딕" w:eastAsia="맑은 고딕"/>
+          <w:b/>
+          <w:color w:val="1E3A8A"/>
+          <w:sz w:val="24"/>
+        </w:rPr>
+        <w:t>4. 주요 수록곡 및 감상 제언</w:t>
+      </w:r>
+    </w:p>
+    <w:p>
+      <w:pPr>
+        <w:spacing w:line="324" w:lineRule="auto" w:after="80"/>
+      </w:pPr>
+      <w:r>
+        <w:rPr w:rFonts="맑은 고딕">
+          <w:rFonts w:ascii="맑은 고딕" w:hAnsi="맑은 고딕" w:eastAsia="맑은 고딕"/>
+          <w:b w:val="0"/>
+          <w:color w:val="6B7280"/>
+          <w:sz w:val="21"/>
+        </w:rPr>
+        <w:t xml:space="preserve">· </w:t>
+      </w:r>
+      <w:r>
+        <w:rPr w:rFonts="맑은 고딕">
+          <w:rFonts w:ascii="맑은 고딕" w:hAnsi="맑은 고딕" w:eastAsia="맑은 고딕"/>
+          <w:b/>
+          <w:color w:val="1F2937"/>
+          <w:sz w:val="21"/>
+        </w:rPr>
+        <w:t xml:space="preserve">주요 수록곡 특징: </w:t>
+      </w:r>
+      <w:r>
+        <w:rPr w:rFonts="맑은 고딕">
+          <w:rFonts w:ascii="맑은 고딕" w:hAnsi="맑은 고딕" w:eastAsia="맑은 고딕"/>
+          <w:b w:val="0"/>
+          <w:sz w:val="21"/>
+        </w:rPr>
+      </w:r>
+    </w:p>
+    <w:p>
+      <w:pPr>
+        <w:spacing w:line="324" w:lineRule="auto" w:after="80"/>
       </w:pPr>
       <w:r>
         <w:rPr w:rFonts="맑은 고딕">
@@ -121,12 +501,12 @@
           <w:b w:val="0"/>
           <w:sz w:val="21"/>
         </w:rPr>
-        <w:t>레이몽 르페브르 음악의 가장 큰 매력은 웅장한 현악 세션과 현대적인 리듬 섹션의 완벽한 조화에 있습니다. 원곡이 지닌 고유의 품격과 유려한 멜로디 라인을 훼손하지 않으면서도, 경쾌한 베이스 라인과 드럼, 키보드 사운드를 입혀 현대적인 생동감을 부여했습니다. 이로 인해 엄숙하게만 느껴지던 클래식 명곡들은 정형화된 틀을 벗어나 한층 감각적이고 신선한 미학을 지닌 음악으로 새롭게 탄생했습니다.</w:t>
+        <w:t>· 바흐의 선율을 얹은 곡에서는 'G선상의 아리아' 등이 유려한 현악 오블리가토와 투명한 플루트, 부드러운 드럼 비트와 어우러져 천상의 평온함을 연출합니다.</w:t>
       </w:r>
     </w:p>
     <w:p>
       <w:pPr>
-        <w:spacing w:line="312" w:lineRule="auto" w:after="120"/>
+        <w:spacing w:line="324" w:lineRule="auto" w:after="80"/>
       </w:pPr>
       <w:r>
         <w:rPr w:rFonts="맑은 고딕">
@@ -134,12 +514,12 @@
           <w:b w:val="0"/>
           <w:sz w:val="21"/>
         </w:rPr>
-        <w:t>수록곡들은 각 거장의 개성을 현대적 감각으로 훌륭히 풀어내고 있습니다. 베토벤의 교향곡 5번 '운명'은 강렬한 퍼커션과 브라스의 조화로 극적인 긴장감과 색다른 청량감을 선사하며, 바흐의 'G선상의 아리아'는 특유의 서정적인 현악 선율 위에 리드미컬한 비트가 얹어져 깊은 휴식의 순간을 제공합니다. 또한 브람스의 '헝가리 춤곡 5번'에서 느껴지는 열정적인 악상 변주는 아날로그 LP 특유의 따뜻하고 풍부한 질감과 어우러져 오디오필로서의 감상 재미를 더해줍니다.</w:t>
+        <w:t>· 베토벤의 악장들('비창', '월광', '운명' 테마 등)은 격정적이면서도 웅장한 브라스와 드라마틱한 스트링의 조화를 통해 대중적이면서도 장엄한 카타르시스를 분출합니다.</w:t>
       </w:r>
     </w:p>
     <w:p>
       <w:pPr>
-        <w:spacing w:line="312" w:lineRule="auto" w:after="120"/>
+        <w:spacing w:line="324" w:lineRule="auto" w:after="80"/>
       </w:pPr>
       <w:r>
         <w:rPr w:rFonts="맑은 고딕">
@@ -147,12 +527,88 @@
           <w:b w:val="0"/>
           <w:sz w:val="21"/>
         </w:rPr>
-        <w:t>이 음반은 단순한 클래식 소품집을 넘어 20세기 이지 리스닝(Easy Listening) 황금기를 풍요롭게 채워준 대표작으로 평가받습니다. 고전의 우아함과 현대적 감각이 절묘하게 교차하는 레이몽 르페브르의 《3B In Pop Classical》은 고전 음악의 새로운 매력을 재발견하게 해주는 시대를 초월한 명음반입니다.</w:t>
+        <w:t>· 브람스의 테마(교향곡 3번 3악장 '포코 알레그레토', '헝가리 무곡' 등)는 특유의 짙은 애수와 우수가 낭만적인 오보에와 바이올린 앙상블로 승화되어 듣는 이의 마음을 아련하게 흔듭니다.</w:t>
+      </w:r>
+    </w:p>
+    <w:p>
+      <w:pPr>
+        <w:spacing w:line="324" w:lineRule="auto" w:after="80"/>
+      </w:pPr>
+      <w:r>
+        <w:rPr w:rFonts="맑은 고딕">
+          <w:rFonts w:ascii="맑은 고딕" w:hAnsi="맑은 고딕" w:eastAsia="맑은 고딕"/>
+          <w:b w:val="0"/>
+          <w:color w:val="6B7280"/>
+          <w:sz w:val="21"/>
+        </w:rPr>
+        <w:t xml:space="preserve">· </w:t>
+      </w:r>
+      <w:r>
+        <w:rPr w:rFonts="맑은 고딕">
+          <w:rFonts w:ascii="맑은 고딕" w:hAnsi="맑은 고딕" w:eastAsia="맑은 고딕"/>
+          <w:b/>
+          <w:color w:val="1F2937"/>
+          <w:sz w:val="21"/>
+        </w:rPr>
+        <w:t xml:space="preserve">빈티지 감상 제언: </w:t>
+      </w:r>
+      <w:r>
+        <w:rPr w:rFonts="맑은 고딕">
+          <w:rFonts w:ascii="맑은 고딕" w:hAnsi="맑은 고딕" w:eastAsia="맑은 고딕"/>
+          <w:b w:val="0"/>
+          <w:sz w:val="21"/>
+        </w:rPr>
+        <w:t>진공관 앰프의 온기 어린 음색과 아날로그 턴테이블의 카트리지가 만났을 때, 프랑스 오케스트라 특유의 '실크 스트링' 배음이 방 안 전체를 풍성하게 감싸 안습니다. 잔잔한 베이스 라인과 섬세한 심벌즈 브러시 터치가 만들어내는 공간감은 디지털 음원에서는 결코 맛볼 수 없는 아날로그 바이닐만의 아늑한 깊이를 확인시켜 줍니다.</w:t>
+      </w:r>
+    </w:p>
+    <w:p>
+      <w:pPr>
+        <w:spacing w:line="324" w:lineRule="auto" w:after="80"/>
+      </w:pPr>
+      <w:r>
+        <w:rPr w:rFonts="맑은 고딕">
+          <w:rFonts w:ascii="맑은 고딕" w:hAnsi="맑은 고딕" w:eastAsia="맑은 고딕"/>
+          <w:b w:val="0"/>
+          <w:color w:val="6B7280"/>
+          <w:sz w:val="21"/>
+        </w:rPr>
+        <w:t xml:space="preserve">· </w:t>
+      </w:r>
+      <w:r>
+        <w:rPr w:rFonts="맑은 고딕">
+          <w:rFonts w:ascii="맑은 고딕" w:hAnsi="맑은 고딕" w:eastAsia="맑은 고딕"/>
+          <w:b/>
+          <w:color w:val="1F2937"/>
+          <w:sz w:val="21"/>
+        </w:rPr>
+        <w:t xml:space="preserve">소장 가치: </w:t>
+      </w:r>
+      <w:r>
+        <w:rPr w:rFonts="맑은 고딕">
+          <w:rFonts w:ascii="맑은 고딕" w:hAnsi="맑은 고딕" w:eastAsia="맑은 고딕"/>
+          <w:b w:val="0"/>
+          <w:sz w:val="21"/>
+        </w:rPr>
+        <w:t>정통 프렌치 팝 오케스트라의 전성기 기량이 고스란히 각인된 명연주 음반이자, '3B'라는 명확한 테마를 완성도 높게 구현해 낸 기획력 덕분에 클래식과 팝 바이닐 컬렉터 모두에게 필수적인 컬렉션 아이템입니다. 세월이 흘러도 변치 않는 명징한 멜로디의 힘과 세련된 커버 아트는 소장하는 것만으로도 품격 높은 음악적 자부심을 안겨줍니다.</w:t>
+      </w:r>
+    </w:p>
+    <w:p>
+      <w:pPr>
+        <w:spacing w:line="324" w:lineRule="auto" w:after="120" w:before="160"/>
+      </w:pPr>
+      <w:r>
+        <w:rPr w:rFonts="맑은 고딕">
+          <w:rFonts w:ascii="맑은 고딕" w:hAnsi="맑은 고딕" w:eastAsia="맑은 고딕"/>
+          <w:b/>
+          <w:color w:val="4338CA"/>
+          <w:sz w:val="21"/>
+        </w:rPr>
+        <w:t>이 음반을 통해 클래식 거장들의 불멸의 멜로디와 프렌치 오케스트라의 낭만이 전해주는 감동을 다시 한번 경험해 보시는 것은 어떨까요?</w:t>
       </w:r>
     </w:p>
     <w:sectPr>
       <w:pgSz w:w="12240" w:h="15840"/>
-      <w:pgMar w:top="1440" w:right="1440" w:bottom="1440" w:left="1440" w:header="720" w:footer="720" w:gutter="0"/>
+      <w:pgMar w:top="1152" w:right="1296" w:bottom="1152" w:left="1296" w:header="720" w:footer="720" w:gutter="0"/>
       <w:cols w:space="720"/>
       <w:docGrid w:linePitch="360"/>
     </w:sectPr>

--- a/word_reports/LP_0292_위치_431_Raymond Lefèvre_3B In Pop.docx
+++ b/word_reports/LP_0292_위치_431_Raymond Lefèvre_3B In Pop.docx
@@ -32,7 +32,7 @@
     </w:p>
     <w:p>
       <w:pPr>
-        <w:spacing w:line="324" w:lineRule="auto" w:before="80" w:after="160"/>
+        <w:spacing w:line="324" w:lineRule="auto" w:before="80" w:after="120"/>
       </w:pPr>
       <w:r>
         <w:rPr w:rFonts="맑은 고딕">
@@ -42,13 +42,6 @@
           <w:sz w:val="22"/>
         </w:rPr>
         <w:t xml:space="preserve">[음반 소개] </w:t>
-      </w:r>
-      <w:r>
-        <w:rPr w:rFonts="맑은 고딕">
-          <w:rFonts w:ascii="맑은 고딕" w:hAnsi="맑은 고딕" w:eastAsia="맑은 고딕"/>
-          <w:b w:val="0"/>
-          <w:sz w:val="21"/>
-        </w:rPr>
       </w:r>
     </w:p>
     <w:p>
@@ -61,7 +54,33 @@
           <w:b w:val="0"/>
           <w:sz w:val="21"/>
         </w:rPr>
-        <w:t>서양 음악사의 거대한 세 봉우리인 바흐(Bach), 베토벤(Beethoven), 브람스(Brahms)의 불멸의 멜로디가 레이몬드 르페브르 특유의 유려한 프렌치 팝스 오케스트레이션과 조우하여 탄생한 기념비적인 크로스오버 명반입니다. 장엄하고 엄숙한 고전 음악의 외피를 벗고 감미로운 현악의 물결과 현대적인 리듬 섹션의 숨결을 입은 선율들은 클래식 애호가는 물론 팝 리스너들의 심상까지 단숨에 사로잡습니다. 정통 클래식의 숭고한 구조미와 1970년대 프렌치 이지리스닝의 낭만성이 완벽한 황금비율을 이루며, 듣는 이에게 아늑한 정서적 안식과 예술적 포만감을 동시에 선사합니다. 세기를 건너온 거장들의 음악적 유산이 가장 대중적이면서도 품격 있는 언어로 재탄생하여 시대를 초월한 감동의 향연을 펼쳐냅니다.</w:t>
+        <w:t>20세기 후반 프렌치 이지 리스닝의 찬란한 황금기를 논할 때, 레이몬드 르페브르(Raymond Lefèvre)라는 이름은 결코 지워지지 않는 낭만의 인장과도 같습니다. 프랑스 음악 특유의 세련된 실루엣과 감각적인 현악 편곡으로 세계인의 감성을 사로잡았던 그가 서양 음악사의 거대한 기둥인 이른바 '3B'—바흐(Bach), 베토벤(Beethoven), 브람스(Brahms)—의 불멸의 유산에 경의를 표하며 빚어낸 앨범이 바로 [3B In Pop Classical]입니다. 본 작은 엄숙한 콘서트홀의 높은 벽 뒤에 머물러 있던 고전음악의 위대한 멜로디를, 당대의 숨결이 살아 숨 쉬는 대중음악의 광장으로 끌어내어 눈부신 화해를 이룩한 걸작입니다.</w:t>
+      </w:r>
+    </w:p>
+    <w:p>
+      <w:pPr>
+        <w:spacing w:line="324" w:lineRule="auto" w:after="120"/>
+      </w:pPr>
+      <w:r>
+        <w:rPr w:rFonts="맑은 고딕">
+          <w:rFonts w:ascii="맑은 고딕" w:hAnsi="맑은 고딕" w:eastAsia="맑은 고딕"/>
+          <w:b w:val="0"/>
+          <w:sz w:val="21"/>
+        </w:rPr>
+        <w:t>르페브르는 바흐의 수학적이면서도 성스러운 대위법, 베토벤의 비장하고도 역동적인 영혼의 포효, 그리고 브람스가 품은 깊은 고독과 서정의 결을 훼손하지 않으면서도, 이를 가장 세련된 팝 오케스트레이션의 언어로 치환해 냈습니다. 정교하게 조율된 팝 리듬 섹션 위에 물결치는 비단결 같은 스트링 사운드, 그리고 맑고 청아하게 울려 퍼지는 피아노 선율은 듣는 이로 하여금 거장들의 유산이 여전히 살아 숨 쉬고 있음을 실감케 합니다. 클래식을 대중화한다는 명목하에 자칫 빠지기 쉬운 통속성의 함정을 우아한 미학적 절제로 극복해 낸 그의 편곡 철학은, 팝과 클래식의 크로스오버가 도달할 수 있는 가장 기품 있는 경지를 증명합니다.</w:t>
+      </w:r>
+    </w:p>
+    <w:p>
+      <w:pPr>
+        <w:spacing w:line="324" w:lineRule="auto" w:after="120"/>
+      </w:pPr>
+      <w:r>
+        <w:rPr w:rFonts="맑은 고딕">
+          <w:rFonts w:ascii="맑은 고딕" w:hAnsi="맑은 고딕" w:eastAsia="맑은 고딕"/>
+          <w:b w:val="0"/>
+          <w:sz w:val="21"/>
+        </w:rPr>
+        <w:t>세월이 흘러 디지털 음원이 세상을 지배하는 오늘날에도 이 음반이 전해주는 서정적 울림은 조금도 바래지 않았습니다. 흑백의 턴테이블 위에서 회전하는 LP 그루브를 통해 피어오르는 이 음반의 선율은, 낭만과 사색이 사라져 가는 현대인들에게 음악이 건넬 수 있는 가장 따스하고 풍요로운 위로를 선사합니다. 시대의 유행을 초월하여 영원한 고전으로 남은 3인의 거장과 이를 현대적 감각으로 조탁한 프랑스 거장의 영적 조우는, 반세기가 지난 지금도 여전히 벅찬 감동으로 우리의 가슴을 촉촉하게 적십니다.</w:t>
       </w:r>
     </w:p>
     <w:p>
@@ -168,7 +187,7 @@
           <w:b w:val="0"/>
           <w:sz w:val="21"/>
         </w:rPr>
-        <w:t>1970년대 중반 프랑스 바클레이(Barclay/Riviera) 레이블에서 기획·제작되어 전 세계적으로 발매되었으며, 동양권에서는 일본 킹 레코드(Seven Seas)와 라이선스를 통해 폭발적인 사랑을 받았던 정통 팝 클래식 기획 음반입니다.</w:t>
+        <w:t>1970년대 후반 프랑스의 유서 깊은 바클레이/리비에라(Barclay/Riviera) 레이블 등을 통해 기획·발매되었으며, 클래식 음악의 3대 거장(바흐, 베토벤, 브람스)의 명곡들을 프렌치 팝 오케스트라 사운드로 재해석한 콘셉트 음반.</w:t>
       </w:r>
     </w:p>
     <w:p>
@@ -199,7 +218,7 @@
           <w:b w:val="0"/>
           <w:sz w:val="21"/>
         </w:rPr>
-        <w:t>발매 직후 유럽과 일본, 한국의 이지리스닝 및 클래식 크로스오버 차트 상위권을 장악하였으며, 수많은 FM 심야 라디오 프로그램의 시그널과 배경음악으로 채택되며 스테디셀러로서 경이로운 판매고를 기록했습니다.</w:t>
+        <w:t>발매 직후 유럽 전역은 물론 일본과 한국 등 아시아 시장에서 폭발적인 호응을 얻으며 밀리언셀러를 기록, 전 세계 이지 리스닝 및 크로스오버 LP 애호가들의 필청 음반으로 확고히 자리 잡음.</w:t>
       </w:r>
     </w:p>
     <w:p>
@@ -230,7 +249,7 @@
           <w:b w:val="0"/>
           <w:sz w:val="21"/>
         </w:rPr>
-        <w:t>프랑스 음반 아카데미가 수여하는 예술적 공로 인정 및 일본 골든 디스크 외국 음악 부문 베스트셀러 음반 선정 등 대중성과 음악성을 동시에 공인받았습니다.</w:t>
+        <w:t>유럽 레코드 평단으로부터 대중음악과 순수 클래식의 가장 모범적이고 격조 높은 융합이라는 극찬을 받았으며, 상업성과 예술성을 동시에 거머쥔 명반으로 공인받음.</w:t>
       </w:r>
     </w:p>
     <w:p>
@@ -337,7 +356,7 @@
           <w:b w:val="0"/>
           <w:sz w:val="21"/>
         </w:rPr>
-        <w:t>레이몬드 르페브르 그랜드 오케스트라 (Raymond Lefèvre et son Grand Orchestre / 지휘자, 편곡자, 피아니스트)</w:t>
+        <w:t>레이몬드 르페브르 그랜드 오케스트라 (지휘자, 작곡가, 편곡자, 피아니스트)</w:t>
       </w:r>
     </w:p>
     <w:p>
@@ -368,7 +387,7 @@
           <w:b w:val="0"/>
           <w:sz w:val="21"/>
         </w:rPr>
-        <w:t>폴 모리아(Paul Mauriat), 프랑크 푸르셀(Franck Pourcel)과 함께 20세기 프랑스 이지리스닝 오케스트라를 대표하는 3대 거장 중 한 명입니다. 파리 국립고등음악원에서 다진 탄탄한 클래식 음악적 기초 위에 화려하면서도 실크처럼 부드러운 프렌치 스트링 사운드를 구축하여 팝과 클래식의 경계를 우아하게 허문 선구자로 평가받습니다.</w:t>
+        <w:t>폴 모리아, 프랑크 푸르셀과 함께 프랑스 경음악의 르네상스를 이끈 3대 거장 중 한 명입니다. 파리 국립고등음악원에서 수학한 탄탄한 클래식 기반 위에 화려하면서도 애잔한 프렌치 특유의 감수성을 얹어낸 그의 오케스트레이션은 20세기 대중오케스트라 음악사에 불멸의 이정표를 남겼습니다.</w:t>
       </w:r>
     </w:p>
     <w:p>
@@ -413,7 +432,7 @@
           <w:b w:val="0"/>
           <w:sz w:val="21"/>
         </w:rPr>
-        <w:t>클래식을 현대적으로 재해석하는 시도가 유행하던 1970년대 크로스오버 조류 속에서도, 원곡의 음악적 품위를 훼손하지 않으면서 세련된 팝 비트를 가미한 최고 수준의 팝 클래식 명반으로 손꼽힙니다. 단순한 편곡을 넘어 고전 명곡의 선율적 본질을 극대화한 독창적인 관현악 어레인지는 오늘날의 네오 클래식과 크로스오버 장르에도 지대한 영감을 준 음악사적 교본입니다.</w:t>
+        <w:t>대중음악과 클래식의 경계를 허문 크로스오버의 태동기에 발표되어, 정통 고전음악의 예술적 품격과 현대 팝 음악의 친근한 접근성을 완벽한 균형감으로 결합해 낸 역사적 명반입니다.</w:t>
       </w:r>
     </w:p>
     <w:p>
@@ -444,7 +463,7 @@
           <w:b w:val="0"/>
           <w:sz w:val="21"/>
         </w:rPr>
-        <w:t>1970~80년대 LP 전성기 시절, 밤하늘의 별을 헤며 FM 라디오를 듣던 음악 청년들의 감수성을 촉촉하게 적셔주었던 아날로그 시절의 순수한 문화적 공기가 오롯이 담겨 있습니다. 엄격한 형식미의 클래식이 친숙한 팝의 언어로 다가와 문학 소녀와 청춘들의 방 안을 클래식의 향기로 물들였던 당대의 서정적 노스탤지어가 고스란히 묻어납니다.</w:t>
+        <w:t>1970~80년대 한국의 고즈넉한 음악다방과 심야 라디오 프로그램의 시그널 뮤직으로 애청되며, 지적 감수성과 서정적 낭만을 갈구하던 당대 청년들의 밤을 따뜻하게 위무해 주었던 시대의 향수가 오롯이 배어 있습니다.</w:t>
       </w:r>
     </w:p>
     <w:p>
@@ -489,45 +508,7 @@
           <w:b w:val="0"/>
           <w:sz w:val="21"/>
         </w:rPr>
-      </w:r>
-    </w:p>
-    <w:p>
-      <w:pPr>
-        <w:spacing w:line="324" w:lineRule="auto" w:after="80"/>
-      </w:pPr>
-      <w:r>
-        <w:rPr w:rFonts="맑은 고딕">
-          <w:rFonts w:ascii="맑은 고딕" w:hAnsi="맑은 고딕" w:eastAsia="맑은 고딕"/>
-          <w:b w:val="0"/>
-          <w:sz w:val="21"/>
-        </w:rPr>
-        <w:t>· 바흐의 선율을 얹은 곡에서는 'G선상의 아리아' 등이 유려한 현악 오블리가토와 투명한 플루트, 부드러운 드럼 비트와 어우러져 천상의 평온함을 연출합니다.</w:t>
-      </w:r>
-    </w:p>
-    <w:p>
-      <w:pPr>
-        <w:spacing w:line="324" w:lineRule="auto" w:after="80"/>
-      </w:pPr>
-      <w:r>
-        <w:rPr w:rFonts="맑은 고딕">
-          <w:rFonts w:ascii="맑은 고딕" w:hAnsi="맑은 고딕" w:eastAsia="맑은 고딕"/>
-          <w:b w:val="0"/>
-          <w:sz w:val="21"/>
-        </w:rPr>
-        <w:t>· 베토벤의 악장들('비창', '월광', '운명' 테마 등)은 격정적이면서도 웅장한 브라스와 드라마틱한 스트링의 조화를 통해 대중적이면서도 장엄한 카타르시스를 분출합니다.</w:t>
-      </w:r>
-    </w:p>
-    <w:p>
-      <w:pPr>
-        <w:spacing w:line="324" w:lineRule="auto" w:after="80"/>
-      </w:pPr>
-      <w:r>
-        <w:rPr w:rFonts="맑은 고딕">
-          <w:rFonts w:ascii="맑은 고딕" w:hAnsi="맑은 고딕" w:eastAsia="맑은 고딕"/>
-          <w:b w:val="0"/>
-          <w:sz w:val="21"/>
-        </w:rPr>
-        <w:t>· 브람스의 테마(교향곡 3번 3악장 '포코 알레그레토', '헝가리 무곡' 등)는 특유의 짙은 애수와 우수가 낭만적인 오보에와 바이올린 앙상블로 승화되어 듣는 이의 마음을 아련하게 흔듭니다.</w:t>
+        <w:t>바흐 특유의 숭고한 선율에 경쾌한 리듬감을 부여한 곡들, 베토벤의 '비창'이나 '월광' 등 드라마틱한 선율을 유려한 현악으로 승화시킨 트랙, 그리고 브람스의 짙은 우수와 헝가리안 감성을 화려하게 만개시킨 곡들이 수록되어 있어 각 거장의 매력을 다채롭게 감상할 수 있습니다.</w:t>
       </w:r>
     </w:p>
     <w:p>
@@ -558,7 +539,7 @@
           <w:b w:val="0"/>
           <w:sz w:val="21"/>
         </w:rPr>
-        <w:t>진공관 앰프의 온기 어린 음색과 아날로그 턴테이블의 카트리지가 만났을 때, 프랑스 오케스트라 특유의 '실크 스트링' 배음이 방 안 전체를 풍성하게 감싸 안습니다. 잔잔한 베이스 라인과 섬세한 심벌즈 브러시 터치가 만들어내는 공간감은 디지털 음원에서는 결코 맛볼 수 없는 아날로그 바이닐만의 아늑한 깊이를 확인시켜 줍니다.</w:t>
+        <w:t>진공관 앰프 특유의 두툼하고 따뜻한 배음, 그리고 섬세한 카트리지가 긁어내는 아날로그 턴테이블 시스템에서 감상할 때 진가를 발휘합니다. 풍성한 현악 섹션의 공기감과 투명하게 부서지는 피아노의 타건이 공간을 우아하게 채우는 순간을 경험할 수 있습니다.</w:t>
       </w:r>
     </w:p>
     <w:p>
@@ -589,7 +570,7 @@
           <w:b w:val="0"/>
           <w:sz w:val="21"/>
         </w:rPr>
-        <w:t>정통 프렌치 팝 오케스트라의 전성기 기량이 고스란히 각인된 명연주 음반이자, '3B'라는 명확한 테마를 완성도 높게 구현해 낸 기획력 덕분에 클래식과 팝 바이닐 컬렉터 모두에게 필수적인 컬렉션 아이템입니다. 세월이 흘러도 변치 않는 명징한 멜로디의 힘과 세련된 커버 아트는 소장하는 것만으로도 품격 높은 음악적 자부심을 안겨줍니다.</w:t>
+        <w:t>클래식과 이지 리스닝 팝의 정수가 아름답게 교차하는 지점에 위치한 음반으로, 음악사적 의의뿐만 아니라 아날로그 바이닐만이 품을 수 있는 풍성한 공간감과 따뜻한 질감을 간직하고 있어 LP 컬렉터라면 반드시 소장해야 할 가치가 충분합니다.</w:t>
       </w:r>
     </w:p>
     <w:p>
@@ -603,7 +584,7 @@
           <w:color w:val="4338CA"/>
           <w:sz w:val="21"/>
         </w:rPr>
-        <w:t>이 음반을 통해 클래식 거장들의 불멸의 멜로디와 프렌치 오케스트라의 낭만이 전해주는 감동을 다시 한번 경험해 보시는 것은 어떨까요?</w:t>
+        <w:t>이 음반을 통해 시간을 초월한 거장들의 위대한 숨결과 프렌치 오케스트라의 찬란한 낭만이 전해주는 감동을 다시 한번 경험해 보시는 것은 어떨까요?</w:t>
       </w:r>
     </w:p>
     <w:sectPr>
